--- a/cases/2026_김민재 해고 무효/산출물/소장_초안.docx
+++ b/cases/2026_김민재 해고 무효/산출물/소장_초안.docx
@@ -365,32 +365,32 @@
           <w:sz w:val="24"/>
           <w:szCs w:val="24"/>
         </w:rPr>
-        <w:t xml:space="preserve">[출처: kr/근로기준법/법률(법률).md | 현행확인 2026-06-09]</w:t>
-      </w:r>
-      <w:r>
-        <w:rPr>
-          <w:rFonts w:ascii="Batang" w:eastAsia="Batang" w:hAnsi="Batang"/>
-          <w:sz w:val="24"/>
-          <w:szCs w:val="24"/>
-        </w:rPr>
-        <w:t xml:space="preserve"> </w:t>
-      </w:r>
-      <w:r>
-        <w:rPr>
-          <w:rFonts w:ascii="Batang" w:eastAsia="Batang" w:hAnsi="Batang"/>
-          <w:color w:val="FF0000"/>
-          <w:sz w:val="24"/>
-          <w:szCs w:val="24"/>
-        </w:rPr>
-        <w:t xml:space="preserve">[출처: kr/근로기준법/시행령.md | 현행확인 2025-04-08]</w:t>
-      </w:r>
-      <w:r>
-        <w:rPr>
-          <w:rFonts w:ascii="Batang" w:eastAsia="Batang" w:hAnsi="Batang"/>
-          <w:sz w:val="24"/>
-          <w:szCs w:val="24"/>
-        </w:rPr>
-        <w:t xml:space="preserve">)의, 해고예고수당 </w:t>
+        <w:t xml:space="preserve">[출처: 근로기준법 제37조 | MST:265959 | 시행 2025-10-23 [현행]</w:t>
+      </w:r>
+      <w:r>
+        <w:rPr>
+          <w:rFonts w:ascii="Batang" w:eastAsia="Batang" w:hAnsi="Batang"/>
+          <w:sz w:val="24"/>
+          <w:szCs w:val="24"/>
+        </w:rPr>
+        <w:t xml:space="preserve"> | 조회 2026-07-03] </w:t>
+      </w:r>
+      <w:r>
+        <w:rPr>
+          <w:rFonts w:ascii="Batang" w:eastAsia="Batang" w:hAnsi="Batang"/>
+          <w:color w:val="FF0000"/>
+          <w:sz w:val="24"/>
+          <w:szCs w:val="24"/>
+        </w:rPr>
+        <w:t xml:space="preserve">[출처: 근로기준법 시행령 제17조 | MST:270551 | 시행 2025-10-23 [현행]</w:t>
+      </w:r>
+      <w:r>
+        <w:rPr>
+          <w:rFonts w:ascii="Batang" w:eastAsia="Batang" w:hAnsi="Batang"/>
+          <w:sz w:val="24"/>
+          <w:szCs w:val="24"/>
+        </w:rPr>
+        <w:t xml:space="preserve"> | 조회 2026-07-03])의, 해고예고수당 </w:t>
       </w:r>
       <w:r>
         <w:rPr>
@@ -407,58 +407,24 @@
           <w:sz w:val="24"/>
           <w:szCs w:val="24"/>
         </w:rPr>
-        <w:t xml:space="preserve">원에 대하여는 이 사건 소장 부본 송달일 다음 날부터 다 갚는 날까지 연 12%(소송촉진 등에 관한 특례법 제3조 제1항, 같은 법 제3조 제1항 본문의 법정이율에 관한 규정 </w:t>
-      </w:r>
-      <w:r>
-        <w:rPr>
-          <w:rFonts w:ascii="Batang" w:eastAsia="Batang" w:hAnsi="Batang"/>
-          <w:color w:val="FF0000"/>
-          <w:sz w:val="24"/>
-          <w:szCs w:val="24"/>
-        </w:rPr>
-        <w:t xml:space="preserve">[출처: kr/소송촉진등에관한특례법/법률.md | 현행확인 2026-06-02]</w:t>
-      </w:r>
-      <w:r>
-        <w:rPr>
-          <w:rFonts w:ascii="Batang" w:eastAsia="Batang" w:hAnsi="Batang"/>
-          <w:sz w:val="24"/>
-          <w:szCs w:val="24"/>
-        </w:rPr>
-        <w:t xml:space="preserve"> </w:t>
-      </w:r>
-      <w:r>
-        <w:rPr>
-          <w:rFonts w:ascii="Batang" w:eastAsia="Batang" w:hAnsi="Batang"/>
-          <w:color w:val="FF0000"/>
-          <w:sz w:val="24"/>
-          <w:szCs w:val="24"/>
-        </w:rPr>
-        <w:t xml:space="preserve">[출처: kr/소송촉진등에관한특례법제3조제1항본문의법정이율에관한규정/대통령령.md | 현행확인 2019-05-21]</w:t>
-      </w:r>
-      <w:r>
-        <w:rPr>
-          <w:rFonts w:ascii="Batang" w:eastAsia="Batang" w:hAnsi="Batang"/>
-          <w:sz w:val="24"/>
-          <w:szCs w:val="24"/>
-        </w:rPr>
-        <w:t xml:space="preserve">)의 각 비율에 의한 지연이자를 지급하라. [재직 중 기간분 지연이자(각 월 급여 지급일 다음 날부터 퇴직일까지 — 2025. 10. 22. 이전 지급기일 도래분 연 5%, 2025. 10. 23. 이후 도래분 연 20% — 청구원인 제8항 참조)의 청구취지 반영 여부와 해고예고수당에 대한 근로기준법 제37조 </w:t>
-      </w:r>
-      <w:r>
-        <w:rPr>
-          <w:rFonts w:ascii="Batang" w:eastAsia="Batang" w:hAnsi="Batang"/>
-          <w:color w:val="FF0000"/>
-          <w:sz w:val="24"/>
-          <w:szCs w:val="24"/>
-        </w:rPr>
-        <w:t xml:space="preserve">[출처: kr/근로기준법/법률(법률).md | 현행확인 2026-06-09]</w:t>
-      </w:r>
-      <w:r>
-        <w:rPr>
-          <w:rFonts w:ascii="Batang" w:eastAsia="Batang" w:hAnsi="Batang"/>
-          <w:sz w:val="24"/>
-          <w:szCs w:val="24"/>
-        </w:rPr>
-        <w:t xml:space="preserve"> 적용 여부 및 소장 송달 전 기간 이율: 변호사 확인 필요]</w:t>
+        <w:t xml:space="preserve">원에 대하여는 이 사건 소장 부본 송달일 다음 날부터 다 갚는 날까지 소송촉진 등에 관한 특례법 제3조 제1항이 정하는 법정이율(연 ○○%) </w:t>
+      </w:r>
+      <w:r>
+        <w:rPr>
+          <w:rFonts w:ascii="Batang" w:eastAsia="Batang" w:hAnsi="Batang"/>
+          <w:color w:val="FF0000"/>
+          <w:sz w:val="24"/>
+          <w:szCs w:val="24"/>
+        </w:rPr>
+        <w:t xml:space="preserve">[출처: 소송촉진 등에 관한 특례법 제3조 | MST:286417 | 시행 2026-06-02 [현행]</w:t>
+      </w:r>
+      <w:r>
+        <w:rPr>
+          <w:rFonts w:ascii="Batang" w:eastAsia="Batang" w:hAnsi="Batang"/>
+          <w:sz w:val="24"/>
+          <w:szCs w:val="24"/>
+        </w:rPr>
+        <w:t xml:space="preserve"> | 조회 2026-07-03] [이율 수치: 대통령령(소송촉진 등에 관한 특례법 제3조제1항 본문의 법정이율에 관한 규정) 원문을 이번 조회에서 확인하지 못하여 구체적 수치 미기재 — 변호사 확인 필요]의 각 비율에 의한 지연이자를 지급하라. [재직 중 기간분 지연이자(각 월 급여 지급일 다음 날부터 퇴직일까지 — 2025. 10. 22. 이전 지급기일 도래분 연 5%, 2025. 10. 23. 이후 도래분 연 20% — 청구원인 제8항 참조)의 청구취지 반영 여부와 해고예고수당에 대한 근로기준법 제37조 적용 여부 및 소장 송달 전 기간 이율: 변호사 확인 필요]</w:t>
       </w:r>
     </w:p>
     <w:p>
@@ -693,7 +659,7 @@
           <w:sz w:val="24"/>
           <w:szCs w:val="24"/>
         </w:rPr>
-        <w:t xml:space="preserve">[출처: 민사/대법원/대법원_2011-03-24_2010다92148.md]</w:t>
+        <w:t xml:space="preserve">[출처: 대법원 2011. 3. 24. 선고 2010다92148 판결 | 판례ID:157925 | 조회 2026-07-03]</w:t>
       </w:r>
       <w:r>
         <w:rPr>
@@ -715,33 +681,16 @@
           <w:sz w:val="24"/>
           <w:szCs w:val="24"/>
         </w:rPr>
-        <w:t xml:space="preserve">또한 대법원은 사용자가 사직의 의사 없는 근로자로 하여금 사직서를 작성·제출하게 한 후 이를 수리하는 의원면직의 형식을 취하는 경우에도 실질적으로 사용자의 일방적 의사에 의한 근로관계 종료이면 해고에 해당하고, 의원면직이 합의해지로 인정되려면 근로자의 사직 의사표시와 이에 대한 사용자의 수락이 있어야 한다는 취지로 판시하고 있으며(대법원 2017. 2. 3. 선고 2016다255910 판결) </w:t>
-      </w:r>
-      <w:r>
-        <w:rPr>
-          <w:rFonts w:ascii="Batang" w:eastAsia="Batang" w:hAnsi="Batang"/>
-          <w:color w:val="FF0000"/>
-          <w:sz w:val="24"/>
-          <w:szCs w:val="24"/>
-        </w:rPr>
-        <w:t xml:space="preserve">[출처: 민사/대법원/대법원_2017-02-03_2016다255910.md]</w:t>
-      </w:r>
-      <w:r>
-        <w:rPr>
-          <w:rFonts w:ascii="Batang" w:eastAsia="Batang" w:hAnsi="Batang"/>
-          <w:sz w:val="24"/>
-          <w:szCs w:val="24"/>
-        </w:rPr>
-        <w:t xml:space="preserve">, 명예퇴직(희망퇴직)은 근로자의 신청(청약)에 대하여 사용자가 승인(승낙)함으로써 비로소 합의해지가 성립한다고 판시하고 있습니다(대법원 2003. 4. 25. 선고 2002다11458 판결) </w:t>
-      </w:r>
-      <w:r>
-        <w:rPr>
-          <w:rFonts w:ascii="Batang" w:eastAsia="Batang" w:hAnsi="Batang"/>
-          <w:color w:val="FF0000"/>
-          <w:sz w:val="24"/>
-          <w:szCs w:val="24"/>
-        </w:rPr>
-        <w:t xml:space="preserve">[출처: 민사/대법원/대법원_2003-04-25_2002다11458.md]</w:t>
+        <w:t xml:space="preserve">또한 대법원은 사용자가 사직의 의사 없는 근로자로 하여금 사직서를 작성·제출하게 한 후 이를 수리하는 의원면직의 형식을 취하는 경우에는 실질적으로 사용자의 일방적인 의사에 의하여 근로계약관계를 종료시키는 것이어서 해고에 해당하고, 그러한지는 근로자가 사직서를 제출하게 된 경위, 사직서의 기재 내용과 회사의 관행, 사용자 측의 퇴직권유 또는 종용의 방법·강도 및 횟수, 사직서를 제출하지 않을 경우 예상되는 불이익의 정도 등을 종합적으로 고려하여 판단하여야 한다고 판시하고 있습니다(대법원 2017. 2. 3. 선고 2016다255910 판결) </w:t>
+      </w:r>
+      <w:r>
+        <w:rPr>
+          <w:rFonts w:ascii="Batang" w:eastAsia="Batang" w:hAnsi="Batang"/>
+          <w:color w:val="FF0000"/>
+          <w:sz w:val="24"/>
+          <w:szCs w:val="24"/>
+        </w:rPr>
+        <w:t xml:space="preserve">[출처: 대법원 2017. 2. 3. 선고 2016다255910 판결 | 판례ID:184386 | 조회 2026-07-03]</w:t>
       </w:r>
       <w:r>
         <w:rPr>
@@ -763,7 +712,24 @@
           <w:sz w:val="24"/>
           <w:szCs w:val="24"/>
         </w:rPr>
-        <w:t xml:space="preserve">원고는 2025. 9. 2. 1차 희망퇴직 면담에서 퇴직 권유를 명시적으로 거절하였고, 사직서나 희망퇴직 신청서를 제출하는 등 합의해지의 청약에 해당하는 의사표시를 한 사실이 전혀 없습니다. 그럼에도 피고는 2025. 11. 14. 본부장의 구두 통보만으로 원고와의 근로관계를 일방적으로 종료시키고 2025. 11. 30. 퇴직 처리하였는바(갑 제3호증, 갑 제5호증), 이는 원고의 의사에 반한 사용자의 일방적 근로관계 종료로서 해고에 해당하고, 희망퇴직에 관한 묵시적 합의가 성립하였다고 볼 여지가 없습니다. </w:t>
+        <w:t xml:space="preserve">대법원은 희망퇴직제 실시에 따라 근로자가 사직서를 제출하고 회사가 이를 수리하여 면직한 경우 근로기준법상 해고에 해당하지 않는다고 본 사례가 있으나(대법원 2003. 4. 11. 선고 2002다60528 판결) </w:t>
+      </w:r>
+      <w:r>
+        <w:rPr>
+          <w:rFonts w:ascii="Batang" w:eastAsia="Batang" w:hAnsi="Batang"/>
+          <w:color w:val="FF0000"/>
+          <w:sz w:val="24"/>
+          <w:szCs w:val="24"/>
+        </w:rPr>
+        <w:t xml:space="preserve">[출처: 대법원 2003. 4. 11. 선고 2002다60528 판결 | 판례ID:194357 | 조회 2026-07-03]</w:t>
+      </w:r>
+      <w:r>
+        <w:rPr>
+          <w:rFonts w:ascii="Batang" w:eastAsia="Batang" w:hAnsi="Batang"/>
+          <w:sz w:val="24"/>
+          <w:szCs w:val="24"/>
+        </w:rPr>
+        <w:t xml:space="preserve">, 위 사안은 근로자가 희망퇴직원·사직서를 작성·제출한 경우입니다. 원고는 2025. 9. 2. 1차 희망퇴직 면담에서 퇴직 권유를 명시적으로 거절하였고, 사직서나 희망퇴직 신청서를 제출하는 등 합의해지의 청약에 해당하는 의사표시를 한 사실이 전혀 없습니다. 그럼에도 피고는 2025. 11. 14. 본부장의 구두 통보만으로 원고와의 근로관계를 일방적으로 종료시키고 2025. 11. 30. 퇴직 처리하였는바(갑 제3호증, 갑 제5호증), 이는 원고의 의사에 반한 사용자의 일방적 근로관계 종료로서 해고에 해당하고, 위 2002다60528 판결의 법리가 적용될 사안이 아니며 희망퇴직에 관한 합의가 성립하였다고 볼 여지도 없습니다. </w:t>
       </w:r>
       <w:r>
         <w:rPr>
@@ -810,7 +776,38 @@
           <w:sz w:val="24"/>
           <w:szCs w:val="24"/>
         </w:rPr>
-        <w:t xml:space="preserve">[출처: kr/근로기준법/법률(법률).md | 현행확인 2026-06-09]</w:t>
+        <w:t xml:space="preserve">[출처: 근로기준법 제27조 | MST:265959 | 시행 2025-10-23 [현행]</w:t>
+      </w:r>
+      <w:r>
+        <w:rPr>
+          <w:rFonts w:ascii="Batang" w:eastAsia="Batang" w:hAnsi="Batang"/>
+          <w:sz w:val="24"/>
+          <w:szCs w:val="24"/>
+        </w:rPr>
+        <w:t xml:space="preserve"> | 조회 2026-07-03].</w:t>
+      </w:r>
+    </w:p>
+    <w:p>
+      <w:pPr>
+        <w:spacing w:after="120" w:before="0" w:line="360"/>
+        <w:ind w:left="400"/>
+      </w:pPr>
+      <w:r>
+        <w:rPr>
+          <w:rFonts w:ascii="Batang" w:eastAsia="Batang" w:hAnsi="Batang"/>
+          <w:sz w:val="24"/>
+          <w:szCs w:val="24"/>
+        </w:rPr>
+        <w:t xml:space="preserve">대법원도 사용자가 해고를 서면으로 통지하면서 해고사유를 전혀 기재하지 않았다면 이는 근로기준법 제27조를 위반한 해고통지에 해당한다고 판시하여 서면통지 요건을 엄격하게 관철하고 있습니다(대법원 2021. 2. 25. 선고 2017다226605 판결) </w:t>
+      </w:r>
+      <w:r>
+        <w:rPr>
+          <w:rFonts w:ascii="Batang" w:eastAsia="Batang" w:hAnsi="Batang"/>
+          <w:color w:val="FF0000"/>
+          <w:sz w:val="24"/>
+          <w:szCs w:val="24"/>
+        </w:rPr>
+        <w:t xml:space="preserve">[출처: 대법원 2021. 2. 25. 선고 2017다226605 판결 | 판례ID:214235 | 조회 2026-07-03]</w:t>
       </w:r>
       <w:r>
         <w:rPr>
@@ -832,37 +829,6 @@
           <w:sz w:val="24"/>
           <w:szCs w:val="24"/>
         </w:rPr>
-        <w:t xml:space="preserve">대법원도 사용자가 해고를 서면으로 통지하면서 해고사유를 전혀 기재하지 않았다면 해고 대상자가 해고사유를 알고 있었더라도 근로기준법 제27조를 위반한 해고통지에 해당한다고 판시하여 서면통지 요건을 엄격하게 관철하고 있습니다(대법원 2021. 2. 25. 선고 2017다226605 판결) </w:t>
-      </w:r>
-      <w:r>
-        <w:rPr>
-          <w:rFonts w:ascii="Batang" w:eastAsia="Batang" w:hAnsi="Batang"/>
-          <w:color w:val="FF0000"/>
-          <w:sz w:val="24"/>
-          <w:szCs w:val="24"/>
-        </w:rPr>
-        <w:t xml:space="preserve">[출처: 민사/대법원/대법원_2021-02-25_2017다226605.md]</w:t>
-      </w:r>
-      <w:r>
-        <w:rPr>
-          <w:rFonts w:ascii="Batang" w:eastAsia="Batang" w:hAnsi="Batang"/>
-          <w:sz w:val="24"/>
-          <w:szCs w:val="24"/>
-        </w:rPr>
-        <w:t xml:space="preserve">.</w:t>
-      </w:r>
-    </w:p>
-    <w:p>
-      <w:pPr>
-        <w:spacing w:after="120" w:before="0" w:line="360"/>
-        <w:ind w:left="400"/>
-      </w:pPr>
-      <w:r>
-        <w:rPr>
-          <w:rFonts w:ascii="Batang" w:eastAsia="Batang" w:hAnsi="Batang"/>
-          <w:sz w:val="24"/>
-          <w:szCs w:val="24"/>
-        </w:rPr>
         <w:t xml:space="preserve">피고는 이 사건 해고를 오로지 구두로만 통보하였을 뿐 해고사유와 해고시기를 서면으로 통지한 사실이 전혀 없으므로(갑 제5호증), 이 사건 해고는 다른 점을 살펴볼 필요 없이 근로기준법 제27조 제2항에 따라 그 자체로 효력이 없습니다 </w:t>
       </w:r>
       <w:r>
@@ -872,15 +838,15 @@
           <w:sz w:val="24"/>
           <w:szCs w:val="24"/>
         </w:rPr>
-        <w:t xml:space="preserve">[출처: kr/근로기준법/법률(법률).md | 현행확인 2026-06-09]</w:t>
-      </w:r>
-      <w:r>
-        <w:rPr>
-          <w:rFonts w:ascii="Batang" w:eastAsia="Batang" w:hAnsi="Batang"/>
-          <w:sz w:val="24"/>
-          <w:szCs w:val="24"/>
-        </w:rPr>
-        <w:t xml:space="preserve">.</w:t>
+        <w:t xml:space="preserve">[출처: 근로기준법 제27조 | MST:265959 | 시행 2025-10-23 [현행]</w:t>
+      </w:r>
+      <w:r>
+        <w:rPr>
+          <w:rFonts w:ascii="Batang" w:eastAsia="Batang" w:hAnsi="Batang"/>
+          <w:sz w:val="24"/>
+          <w:szCs w:val="24"/>
+        </w:rPr>
+        <w:t xml:space="preserve"> | 조회 2026-07-03].</w:t>
       </w:r>
     </w:p>
     <w:p>
@@ -903,15 +869,15 @@
           <w:sz w:val="24"/>
           <w:szCs w:val="24"/>
         </w:rPr>
-        <w:t xml:space="preserve">[출처: kr/근로기준법/법률(법률).md | 현행확인 2026-06-09]</w:t>
-      </w:r>
-      <w:r>
-        <w:rPr>
-          <w:rFonts w:ascii="Batang" w:eastAsia="Batang" w:hAnsi="Batang"/>
-          <w:sz w:val="24"/>
-          <w:szCs w:val="24"/>
-        </w:rPr>
-        <w:t xml:space="preserve">, 피고가 내세우는 '조직 개편'은 원고에 대한 일방적 구두 해고를 정당화할 사유가 되지 못합니다.</w:t>
+        <w:t xml:space="preserve">[출처: 근로기준법 제23조 | MST:265959 | 시행 2025-10-23 [현행]</w:t>
+      </w:r>
+      <w:r>
+        <w:rPr>
+          <w:rFonts w:ascii="Batang" w:eastAsia="Batang" w:hAnsi="Batang"/>
+          <w:sz w:val="24"/>
+          <w:szCs w:val="24"/>
+        </w:rPr>
+        <w:t xml:space="preserve"> | 조회 2026-07-03], 피고가 내세우는 '조직 개편'은 원고에 대한 일방적 구두 해고를 정당화할 사유가 되지 못합니다.</w:t>
       </w:r>
     </w:p>
     <w:p>
@@ -934,24 +900,24 @@
           <w:sz w:val="24"/>
           <w:szCs w:val="24"/>
         </w:rPr>
-        <w:t xml:space="preserve">[출처: kr/근로기준법/법률(법률).md | 현행확인 2026-06-09]</w:t>
-      </w:r>
-      <w:r>
-        <w:rPr>
-          <w:rFonts w:ascii="Batang" w:eastAsia="Batang" w:hAnsi="Batang"/>
-          <w:sz w:val="24"/>
-          <w:szCs w:val="24"/>
-        </w:rPr>
-        <w:t xml:space="preserve">, 대법원은 경영상 해고가 정당한지는 위 각 요건을 구성하는 개별 사정들을 종합적으로 고려하여 판단하여야 한다고 판시하고 있습니다(대법원 2009. 12. 24. 선고 2009다53949 판결) </w:t>
-      </w:r>
-      <w:r>
-        <w:rPr>
-          <w:rFonts w:ascii="Batang" w:eastAsia="Batang" w:hAnsi="Batang"/>
-          <w:color w:val="FF0000"/>
-          <w:sz w:val="24"/>
-          <w:szCs w:val="24"/>
-        </w:rPr>
-        <w:t xml:space="preserve">[출처: 민사/대법원/대법원_2009-12-24_2009다53949.md]</w:t>
+        <w:t xml:space="preserve">[출처: 근로기준법 제24조 | MST:265959 | 시행 2025-10-23 [현행]</w:t>
+      </w:r>
+      <w:r>
+        <w:rPr>
+          <w:rFonts w:ascii="Batang" w:eastAsia="Batang" w:hAnsi="Batang"/>
+          <w:sz w:val="24"/>
+          <w:szCs w:val="24"/>
+        </w:rPr>
+        <w:t xml:space="preserve"> | 조회 2026-07-03], 대법원은 정리해고의 요건 및 그 충족 여부의 판단 방법과 절차적 요건으로서 근로자대표와의 성실한 협의를 규정한 취지에 관하여 판시한 바 있습니다(대법원 2009. 12. 24. 선고 2009다53949 판결) </w:t>
+      </w:r>
+      <w:r>
+        <w:rPr>
+          <w:rFonts w:ascii="Batang" w:eastAsia="Batang" w:hAnsi="Batang"/>
+          <w:color w:val="FF0000"/>
+          <w:sz w:val="24"/>
+          <w:szCs w:val="24"/>
+        </w:rPr>
+        <w:t xml:space="preserve">[출처: 대법원 2009. 12. 24. 선고 2009다53949 판결 | 판례ID:143676 | 조회 2026-07-03]</w:t>
       </w:r>
       <w:r>
         <w:rPr>
@@ -1020,15 +986,15 @@
           <w:sz w:val="24"/>
           <w:szCs w:val="24"/>
         </w:rPr>
-        <w:t xml:space="preserve">[출처: kr/근로기준법/법률(법률).md | 현행확인 2026-06-09]</w:t>
-      </w:r>
-      <w:r>
-        <w:rPr>
-          <w:rFonts w:ascii="Batang" w:eastAsia="Batang" w:hAnsi="Batang"/>
-          <w:sz w:val="24"/>
-          <w:szCs w:val="24"/>
-        </w:rPr>
-        <w:t xml:space="preserve">.</w:t>
+        <w:t xml:space="preserve">[출처: 근로기준법 제56조 | MST:265959 | 시행 2025-10-23 [현행]</w:t>
+      </w:r>
+      <w:r>
+        <w:rPr>
+          <w:rFonts w:ascii="Batang" w:eastAsia="Batang" w:hAnsi="Batang"/>
+          <w:sz w:val="24"/>
+          <w:szCs w:val="24"/>
+        </w:rPr>
+        <w:t xml:space="preserve"> | 조회 2026-07-03].</w:t>
       </w:r>
     </w:p>
     <w:p>
@@ -1056,50 +1022,50 @@
           <w:sz w:val="24"/>
           <w:szCs w:val="24"/>
         </w:rPr>
-        <w:t xml:space="preserve">피고는 '팀장급은 포괄임금제'라고 주장할 것으로 예상되나, 대법원은 포괄임금제에 관한 약정이 성립하였는지는 근로시간, 근로형태와 업무의 성질, 임금 산정의 단위, 단체협약과 취업규칙의 내용, 동종 사업장의 실태 등 여러 사정을 전체적·종합적으로 고려해서 구체적으로 판단해야 한다고 판시하고 있고(대법원 2022. 2. 10. 선고 2018다298904 판결) </w:t>
-      </w:r>
-      <w:r>
-        <w:rPr>
-          <w:rFonts w:ascii="Batang" w:eastAsia="Batang" w:hAnsi="Batang"/>
-          <w:color w:val="FF0000"/>
-          <w:sz w:val="24"/>
-          <w:szCs w:val="24"/>
-        </w:rPr>
-        <w:t xml:space="preserve">[출처: 민사/대법원/대법원_2022-02-10_2018다298904.md]</w:t>
-      </w:r>
-      <w:r>
-        <w:rPr>
-          <w:rFonts w:ascii="Batang" w:eastAsia="Batang" w:hAnsi="Batang"/>
-          <w:sz w:val="24"/>
-          <w:szCs w:val="24"/>
-        </w:rPr>
-        <w:t xml:space="preserve">, 사용자가 제출한 증거만으로는 포괄임금약정의 성립을 인정하기 어렵다고 본 원심을 수긍한 바 있습니다(대법원 2023. 7. 27. 선고 2023다221359 판결) </w:t>
-      </w:r>
-      <w:r>
-        <w:rPr>
-          <w:rFonts w:ascii="Batang" w:eastAsia="Batang" w:hAnsi="Batang"/>
-          <w:color w:val="FF0000"/>
-          <w:sz w:val="24"/>
-          <w:szCs w:val="24"/>
-        </w:rPr>
-        <w:t xml:space="preserve">[출처: 민사/대법원/대법원_2023-07-27_2023다221359.md]</w:t>
-      </w:r>
-      <w:r>
-        <w:rPr>
-          <w:rFonts w:ascii="Batang" w:eastAsia="Batang" w:hAnsi="Batang"/>
-          <w:sz w:val="24"/>
-          <w:szCs w:val="24"/>
-        </w:rPr>
-        <w:t xml:space="preserve">. 나아가 대법원은 근로시간의 산정이 어려운 경우가 아니라면 포괄임금에 포함된 법정수당이 근로기준법 기준에 미달하는 때에는 그 부분이 무효이고 사용자는 미달되는 법정수당을 지급할 의무가 있다고 판시하고 있습니다(대법원 2010. 5. 13. 선고 2008다6052 판결) </w:t>
-      </w:r>
-      <w:r>
-        <w:rPr>
-          <w:rFonts w:ascii="Batang" w:eastAsia="Batang" w:hAnsi="Batang"/>
-          <w:color w:val="FF0000"/>
-          <w:sz w:val="24"/>
-          <w:szCs w:val="24"/>
-        </w:rPr>
-        <w:t xml:space="preserve">[출처: 민사/대법원/대법원_2010-05-13_2008다6052.md]</w:t>
+        <w:t xml:space="preserve">피고는 '팀장급은 포괄임금제'라고 주장할 것으로 예상되나, 대법원은 포괄임금제에 관한 약정이 성립하였는지는 근로시간, 근로형태와 업무의 성질, 임금 산정의 단위, 단체협약과 취업규칙의 내용, 동종 사업장의 실태 등 여러 사정을 전체적·종합적으로 고려해서 구체적으로 판단해야 한다고 판시하고 있습니다(대법원 2022. 2. 10. 선고 2018다298904 판결) </w:t>
+      </w:r>
+      <w:r>
+        <w:rPr>
+          <w:rFonts w:ascii="Batang" w:eastAsia="Batang" w:hAnsi="Batang"/>
+          <w:color w:val="FF0000"/>
+          <w:sz w:val="24"/>
+          <w:szCs w:val="24"/>
+        </w:rPr>
+        <w:t xml:space="preserve">[출처: 대법원 2022. 2. 10. 선고 2018다298904 판결 | 판례ID:219691 | 조회 2026-07-03]</w:t>
+      </w:r>
+      <w:r>
+        <w:rPr>
+          <w:rFonts w:ascii="Batang" w:eastAsia="Batang" w:hAnsi="Batang"/>
+          <w:sz w:val="24"/>
+          <w:szCs w:val="24"/>
+        </w:rPr>
+        <w:t xml:space="preserve">. 나아가 대법원은 이미 지급된 수당이 근로기준법에 따라 산정한 법정수당에 미달하는지를 심리하지 아니한 채 추가 근로시간에 대한 임금 전액의 지급의무를 인정한 원심판단에 판단유탈 등의 잘못이 있다고 판시한 바 있고(대법원 2023. 7. 27. 선고 2023다221359 판결) </w:t>
+      </w:r>
+      <w:r>
+        <w:rPr>
+          <w:rFonts w:ascii="Batang" w:eastAsia="Batang" w:hAnsi="Batang"/>
+          <w:color w:val="FF0000"/>
+          <w:sz w:val="24"/>
+          <w:szCs w:val="24"/>
+        </w:rPr>
+        <w:t xml:space="preserve">[출처: 대법원 2023. 7. 27. 선고 2023다221359 판결 | 판례ID:240237 | 조회 2026-07-03]</w:t>
+      </w:r>
+      <w:r>
+        <w:rPr>
+          <w:rFonts w:ascii="Batang" w:eastAsia="Batang" w:hAnsi="Batang"/>
+          <w:sz w:val="24"/>
+          <w:szCs w:val="24"/>
+        </w:rPr>
+        <w:t xml:space="preserve">, 근로시간의 산정이 어려운 경우가 아니라면 포괄임금에 포함된 법정수당이 근로기준법 기준에 미달하는 때에는 그 부분이 무효이고 사용자는 미달되는 법정수당을 지급할 의무가 있다고 판시하고 있습니다(대법원 2010. 5. 13. 선고 2008다6052 판결) </w:t>
+      </w:r>
+      <w:r>
+        <w:rPr>
+          <w:rFonts w:ascii="Batang" w:eastAsia="Batang" w:hAnsi="Batang"/>
+          <w:color w:val="FF0000"/>
+          <w:sz w:val="24"/>
+          <w:szCs w:val="24"/>
+        </w:rPr>
+        <w:t xml:space="preserve">[출처: 대법원 2010. 5. 13. 선고 2008다6052 판결 | 판례ID:144007 | 조회 2026-07-03]</w:t>
       </w:r>
       <w:r>
         <w:rPr>
@@ -1176,41 +1142,58 @@
           <w:sz w:val="24"/>
           <w:szCs w:val="24"/>
         </w:rPr>
-        <w:t xml:space="preserve">근로자퇴직급여 보장법 제8조 제1항은 퇴직금제도를 설정하려는 사용자는 계속근로기간 1년에 대하여 30일분 이상의 평균임금을 퇴직금으로 지급할 수 있는 제도를 설정하여야 한다고 규정하고, 같은 법 제9조 제1항은 사용자는 근로자가 퇴직한 경우 그 지급사유가 발생한 날부터 14일 이내에 퇴직금을 지급하여야 한다고 규정하고 있습니다 </w:t>
-      </w:r>
-      <w:r>
-        <w:rPr>
-          <w:rFonts w:ascii="Batang" w:eastAsia="Batang" w:hAnsi="Batang"/>
-          <w:color w:val="FF0000"/>
-          <w:sz w:val="24"/>
-          <w:szCs w:val="24"/>
-        </w:rPr>
-        <w:t xml:space="preserve">[출처: kr/근로자퇴직급여보장법/법률.md | 현행확인 2026-03-17]</w:t>
-      </w:r>
-      <w:r>
-        <w:rPr>
-          <w:rFonts w:ascii="Batang" w:eastAsia="Batang" w:hAnsi="Batang"/>
-          <w:sz w:val="24"/>
-          <w:szCs w:val="24"/>
-        </w:rPr>
-        <w:t xml:space="preserve">. 근로기준법 제36조도 퇴직일부터 14일 이내에 임금 등 모든 금품을 청산하도록 규정하고 있습니다 </w:t>
-      </w:r>
-      <w:r>
-        <w:rPr>
-          <w:rFonts w:ascii="Batang" w:eastAsia="Batang" w:hAnsi="Batang"/>
-          <w:color w:val="FF0000"/>
-          <w:sz w:val="24"/>
-          <w:szCs w:val="24"/>
-        </w:rPr>
-        <w:t xml:space="preserve">[출처: kr/근로기준법/법률(법률).md | 현행확인 2026-06-09]</w:t>
-      </w:r>
-      <w:r>
-        <w:rPr>
-          <w:rFonts w:ascii="Batang" w:eastAsia="Batang" w:hAnsi="Batang"/>
-          <w:sz w:val="24"/>
-          <w:szCs w:val="24"/>
-        </w:rPr>
-        <w:t xml:space="preserve">.</w:t>
+        <w:t xml:space="preserve">근로자퇴직급여 보장법 제8조 제1항은 퇴직금제도를 설정하려는 사용자는 계속근로기간 1년에 대하여 30일분 이상의 평균임금을 퇴직금으로 퇴직 근로자에게 지급할 수 있는 제도를 설정하여야 한다고 규정하고 </w:t>
+      </w:r>
+      <w:r>
+        <w:rPr>
+          <w:rFonts w:ascii="Batang" w:eastAsia="Batang" w:hAnsi="Batang"/>
+          <w:color w:val="FF0000"/>
+          <w:sz w:val="24"/>
+          <w:szCs w:val="24"/>
+        </w:rPr>
+        <w:t xml:space="preserve">[출처: 근로자퇴직급여 보장법 제8조 | MST:279829 | 시행 2025-11-11 [연혁]</w:t>
+      </w:r>
+      <w:r>
+        <w:rPr>
+          <w:rFonts w:ascii="Batang" w:eastAsia="Batang" w:hAnsi="Batang"/>
+          <w:sz w:val="24"/>
+          <w:szCs w:val="24"/>
+        </w:rPr>
+        <w:t xml:space="preserve"> | 기준일 2025-11-30 | 조회 2026-07-03], 같은 법 제9조 제1항은 사용자는 근로자가 퇴직한 경우 그 지급사유가 발생한 날부터 14일 이내에 퇴직금을 지급하여야 한다고 규정하고 있습니다 </w:t>
+      </w:r>
+      <w:r>
+        <w:rPr>
+          <w:rFonts w:ascii="Batang" w:eastAsia="Batang" w:hAnsi="Batang"/>
+          <w:color w:val="FF0000"/>
+          <w:sz w:val="24"/>
+          <w:szCs w:val="24"/>
+        </w:rPr>
+        <w:t xml:space="preserve">[출처: 근로자퇴직급여 보장법 제9조 | MST:279829 | 시행 2025-11-11 [연혁]</w:t>
+      </w:r>
+      <w:r>
+        <w:rPr>
+          <w:rFonts w:ascii="Batang" w:eastAsia="Batang" w:hAnsi="Batang"/>
+          <w:sz w:val="24"/>
+          <w:szCs w:val="24"/>
+        </w:rPr>
+        <w:t xml:space="preserve"> | 기준일 2025-11-30 | 조회 2026-07-03]. 근로기준법 제36조도 퇴직일부터 14일 이내에 임금 등 모든 금품을 청산하도록 규정하고 있습니다 </w:t>
+      </w:r>
+      <w:r>
+        <w:rPr>
+          <w:rFonts w:ascii="Batang" w:eastAsia="Batang" w:hAnsi="Batang"/>
+          <w:color w:val="FF0000"/>
+          <w:sz w:val="24"/>
+          <w:szCs w:val="24"/>
+        </w:rPr>
+        <w:t xml:space="preserve">[출처: 근로기준법 제36조 | MST:265959 | 시행 2025-10-23 [현행]</w:t>
+      </w:r>
+      <w:r>
+        <w:rPr>
+          <w:rFonts w:ascii="Batang" w:eastAsia="Batang" w:hAnsi="Batang"/>
+          <w:sz w:val="24"/>
+          <w:szCs w:val="24"/>
+        </w:rPr>
+        <w:t xml:space="preserve"> | 조회 2026-07-03].</w:t>
       </w:r>
     </w:p>
     <w:p>
@@ -1247,15 +1230,15 @@
           <w:sz w:val="24"/>
           <w:szCs w:val="24"/>
         </w:rPr>
-        <w:t xml:space="preserve">[출처: kr/근로자퇴직급여보장법/법률.md | 현행확인 2026-03-17]</w:t>
-      </w:r>
-      <w:r>
-        <w:rPr>
-          <w:rFonts w:ascii="Batang" w:eastAsia="Batang" w:hAnsi="Batang"/>
-          <w:sz w:val="24"/>
-          <w:szCs w:val="24"/>
-        </w:rPr>
-        <w:t xml:space="preserve">.</w:t>
+        <w:t xml:space="preserve">[출처: 근로자퇴직급여 보장법 제9조 | MST:279829 | 시행 2025-11-11 [연혁]</w:t>
+      </w:r>
+      <w:r>
+        <w:rPr>
+          <w:rFonts w:ascii="Batang" w:eastAsia="Batang" w:hAnsi="Batang"/>
+          <w:sz w:val="24"/>
+          <w:szCs w:val="24"/>
+        </w:rPr>
+        <w:t xml:space="preserve"> | 기준일 2025-11-30 | 조회 2026-07-03].</w:t>
       </w:r>
     </w:p>
     <w:p>
@@ -1333,15 +1316,15 @@
           <w:sz w:val="24"/>
           <w:szCs w:val="24"/>
         </w:rPr>
-        <w:t xml:space="preserve">[출처: kr/근로기준법/법률(법률).md | 현행확인 2026-06-09]</w:t>
-      </w:r>
-      <w:r>
-        <w:rPr>
-          <w:rFonts w:ascii="Batang" w:eastAsia="Batang" w:hAnsi="Batang"/>
-          <w:sz w:val="24"/>
-          <w:szCs w:val="24"/>
-        </w:rPr>
-        <w:t xml:space="preserve">.</w:t>
+        <w:t xml:space="preserve">[출처: 근로기준법 제26조 | MST:265959 | 시행 2025-10-23 [현행]</w:t>
+      </w:r>
+      <w:r>
+        <w:rPr>
+          <w:rFonts w:ascii="Batang" w:eastAsia="Batang" w:hAnsi="Batang"/>
+          <w:sz w:val="24"/>
+          <w:szCs w:val="24"/>
+        </w:rPr>
+        <w:t xml:space="preserve"> | 조회 2026-07-03].</w:t>
       </w:r>
     </w:p>
     <w:p>
@@ -1364,15 +1347,15 @@
           <w:sz w:val="24"/>
           <w:szCs w:val="24"/>
         </w:rPr>
-        <w:t xml:space="preserve">[출처: kr/근로기준법/법률(법률).md | 현행확인 2026-06-09]</w:t>
-      </w:r>
-      <w:r>
-        <w:rPr>
-          <w:rFonts w:ascii="Batang" w:eastAsia="Batang" w:hAnsi="Batang"/>
-          <w:sz w:val="24"/>
-          <w:szCs w:val="24"/>
-        </w:rPr>
-        <w:t xml:space="preserve">.</w:t>
+        <w:t xml:space="preserve">[출처: 근로기준법 제26조 | MST:265959 | 시행 2025-10-23 [현행]</w:t>
+      </w:r>
+      <w:r>
+        <w:rPr>
+          <w:rFonts w:ascii="Batang" w:eastAsia="Batang" w:hAnsi="Batang"/>
+          <w:sz w:val="24"/>
+          <w:szCs w:val="24"/>
+        </w:rPr>
+        <w:t xml:space="preserve"> | 조회 2026-07-03].</w:t>
       </w:r>
     </w:p>
     <w:p>
@@ -1395,7 +1378,7 @@
           <w:sz w:val="24"/>
           <w:szCs w:val="24"/>
         </w:rPr>
-        <w:t xml:space="preserve">[출처: 민사/대법원/대법원_2018-09-13_2017다16778.md]</w:t>
+        <w:t xml:space="preserve">[출처: 대법원 2018. 9. 13. 선고 2017다16778 판결 | 판례ID:231917 | 조회 2026-07-03]</w:t>
       </w:r>
       <w:r>
         <w:rPr>
@@ -1481,7 +1464,41 @@
           <w:sz w:val="24"/>
           <w:szCs w:val="24"/>
         </w:rPr>
-        <w:t xml:space="preserve">[출처: kr/근로기준법/법률(법률).md | 현행확인 2026-06-09]</w:t>
+        <w:t xml:space="preserve">[출처: 근로기준법 제37조 | MST:265959 | 시행 2025-10-23 [현행]</w:t>
+      </w:r>
+      <w:r>
+        <w:rPr>
+          <w:rFonts w:ascii="Batang" w:eastAsia="Batang" w:hAnsi="Batang"/>
+          <w:sz w:val="24"/>
+          <w:szCs w:val="24"/>
+        </w:rPr>
+        <w:t xml:space="preserve"> | 조회 2026-07-03] </w:t>
+      </w:r>
+      <w:r>
+        <w:rPr>
+          <w:rFonts w:ascii="Batang" w:eastAsia="Batang" w:hAnsi="Batang"/>
+          <w:color w:val="FF0000"/>
+          <w:sz w:val="24"/>
+          <w:szCs w:val="24"/>
+        </w:rPr>
+        <w:t xml:space="preserve">[출처: 근로기준법 시행령 제17조 | MST:270551 | 시행 2025-10-23 [현행]</w:t>
+      </w:r>
+      <w:r>
+        <w:rPr>
+          <w:rFonts w:ascii="Batang" w:eastAsia="Batang" w:hAnsi="Batang"/>
+          <w:sz w:val="24"/>
+          <w:szCs w:val="24"/>
+        </w:rPr>
+        <w:t xml:space="preserve"> | 조회 2026-07-03]. 따라서 퇴직일(2025. 11. 30.) 청산 대상인 미지급 연장근로수당과 퇴직금에 대하여는 2025. 12. 15.(퇴직일부터 14일이 되는 날의 다음 날)부터 다 갚는 날까지 연 20%의 지연이자가 발생합니다. 다만 해고예고수당이 근로기준법 제37조 제1항 제1호의 적용 대상에 포함되는지는 조문상 명확하지 아니하므로 </w:t>
+      </w:r>
+      <w:r>
+        <w:rPr>
+          <w:rFonts w:ascii="Batang" w:eastAsia="Batang" w:hAnsi="Batang"/>
+          <w:color w:val="0000FF"/>
+          <w:sz w:val="24"/>
+          <w:szCs w:val="24"/>
+        </w:rPr>
+        <w:t xml:space="preserve">[변호사 확인 필요]</w:t>
       </w:r>
       <w:r>
         <w:rPr>
@@ -1498,32 +1515,114 @@
           <w:sz w:val="24"/>
           <w:szCs w:val="24"/>
         </w:rPr>
-        <w:t xml:space="preserve">[출처: kr/근로기준법/시행령.md | 현행확인 2025-04-08]</w:t>
-      </w:r>
-      <w:r>
-        <w:rPr>
-          <w:rFonts w:ascii="Batang" w:eastAsia="Batang" w:hAnsi="Batang"/>
-          <w:sz w:val="24"/>
-          <w:szCs w:val="24"/>
-        </w:rPr>
-        <w:t xml:space="preserve"> </w:t>
-      </w:r>
-      <w:r>
-        <w:rPr>
-          <w:rFonts w:ascii="Batang" w:eastAsia="Batang" w:hAnsi="Batang"/>
-          <w:color w:val="FF0000"/>
-          <w:sz w:val="24"/>
-          <w:szCs w:val="24"/>
-        </w:rPr>
-        <w:t xml:space="preserve">[출처: kr/근로자퇴직급여보장법/법률.md | 현행확인 2026-03-17]</w:t>
-      </w:r>
-      <w:r>
-        <w:rPr>
-          <w:rFonts w:ascii="Batang" w:eastAsia="Batang" w:hAnsi="Batang"/>
-          <w:sz w:val="24"/>
-          <w:szCs w:val="24"/>
-        </w:rPr>
-        <w:t xml:space="preserve">. 따라서 퇴직일(2025. 11. 30.) 청산 대상인 미지급 연장근로수당과 퇴직금에 대하여는 2025. 12. 15.(퇴직일부터 14일이 되는 날의 다음 날)부터 다 갚는 날까지 연 20%의 지연이자가 발생합니다. 다만 해고예고수당이 근로기준법 제37조 제1항 제1호의 적용 대상에 포함되는지는 조문상 명확하지 아니하므로 </w:t>
+        <w:t xml:space="preserve">[출처: 근로기준법 제37조 | MST:265959 | 시행 2025-10-23 [현행]</w:t>
+      </w:r>
+      <w:r>
+        <w:rPr>
+          <w:rFonts w:ascii="Batang" w:eastAsia="Batang" w:hAnsi="Batang"/>
+          <w:sz w:val="24"/>
+          <w:szCs w:val="24"/>
+        </w:rPr>
+        <w:t xml:space="preserve"> | 조회 2026-07-03].</w:t>
+      </w:r>
+    </w:p>
+    <w:p>
+      <w:pPr>
+        <w:spacing w:after="120" w:before="0" w:line="360"/>
+        <w:ind w:left="400"/>
+      </w:pPr>
+      <w:r>
+        <w:rPr>
+          <w:rFonts w:ascii="Batang" w:eastAsia="Batang" w:hAnsi="Batang"/>
+          <w:sz w:val="24"/>
+          <w:szCs w:val="24"/>
+        </w:rPr>
+        <w:t xml:space="preserve">나. 재직 중 기간분(행위시법 분기) — 근로기준법 제37조 제1항 제2호(재직 중 임금에 대한 지연이자) 및 제2항은 2024. 10. 22. 개정(2025. 10. 23. 시행)으로 신설된 조항입니다 </w:t>
+      </w:r>
+      <w:r>
+        <w:rPr>
+          <w:rFonts w:ascii="Batang" w:eastAsia="Batang" w:hAnsi="Batang"/>
+          <w:color w:val="FF0000"/>
+          <w:sz w:val="24"/>
+          <w:szCs w:val="24"/>
+        </w:rPr>
+        <w:t xml:space="preserve">[출처: 근로기준법 제37조 | MST:265959 | 시행 2025-10-23 [현행]</w:t>
+      </w:r>
+      <w:r>
+        <w:rPr>
+          <w:rFonts w:ascii="Batang" w:eastAsia="Batang" w:hAnsi="Batang"/>
+          <w:sz w:val="24"/>
+          <w:szCs w:val="24"/>
+        </w:rPr>
+        <w:t xml:space="preserve"> | 조회 2026-07-03]. 따라서 연장근로수당 발생기간(2023. 1.~2025. 10.) 중 각 월 급여 지급기일이 위 시행일(2025. 10. 23.) 이전에 도래한 부분에 대하여는 재직 중 임금 지연이자에 관한 근로기준법상 근거가 없어 민법 제397조 제1항, 제379조에 따른 연 5%의 지연손해금이 문제될 뿐이고 </w:t>
+      </w:r>
+      <w:r>
+        <w:rPr>
+          <w:rFonts w:ascii="Batang" w:eastAsia="Batang" w:hAnsi="Batang"/>
+          <w:color w:val="FF0000"/>
+          <w:sz w:val="24"/>
+          <w:szCs w:val="24"/>
+        </w:rPr>
+        <w:t xml:space="preserve">[출처: 민법 제397조 | MST:284415 | 시행 2026-03-17 [현행]</w:t>
+      </w:r>
+      <w:r>
+        <w:rPr>
+          <w:rFonts w:ascii="Batang" w:eastAsia="Batang" w:hAnsi="Batang"/>
+          <w:sz w:val="24"/>
+          <w:szCs w:val="24"/>
+        </w:rPr>
+        <w:t xml:space="preserve"> | 조회 2026-07-03] </w:t>
+      </w:r>
+      <w:r>
+        <w:rPr>
+          <w:rFonts w:ascii="Batang" w:eastAsia="Batang" w:hAnsi="Batang"/>
+          <w:color w:val="FF0000"/>
+          <w:sz w:val="24"/>
+          <w:szCs w:val="24"/>
+        </w:rPr>
+        <w:t xml:space="preserve">[출처: 민법 제379조 | MST:284415 | 시행 2026-03-17 [현행]</w:t>
+      </w:r>
+      <w:r>
+        <w:rPr>
+          <w:rFonts w:ascii="Batang" w:eastAsia="Batang" w:hAnsi="Batang"/>
+          <w:sz w:val="24"/>
+          <w:szCs w:val="24"/>
+        </w:rPr>
+        <w:t xml:space="preserve"> | 조회 2026-07-03], 위 시행일 이후에 도래한 부분에 대하여는 그 지급일 다음 날부터 근로기준법 제37조 제1항 제2호·제2항 및 같은 법 시행령 제17조에 따라 연 20%의 지연이자가 발생할 수 있습니다 </w:t>
+      </w:r>
+      <w:r>
+        <w:rPr>
+          <w:rFonts w:ascii="Batang" w:eastAsia="Batang" w:hAnsi="Batang"/>
+          <w:color w:val="FF0000"/>
+          <w:sz w:val="24"/>
+          <w:szCs w:val="24"/>
+        </w:rPr>
+        <w:t xml:space="preserve">[출처: 근로기준법 제37조 | MST:265959 | 시행 2025-10-23 [현행]</w:t>
+      </w:r>
+      <w:r>
+        <w:rPr>
+          <w:rFonts w:ascii="Batang" w:eastAsia="Batang" w:hAnsi="Batang"/>
+          <w:sz w:val="24"/>
+          <w:szCs w:val="24"/>
+        </w:rPr>
+        <w:t xml:space="preserve"> | 조회 2026-07-03] </w:t>
+      </w:r>
+      <w:r>
+        <w:rPr>
+          <w:rFonts w:ascii="Batang" w:eastAsia="Batang" w:hAnsi="Batang"/>
+          <w:color w:val="FF0000"/>
+          <w:sz w:val="24"/>
+          <w:szCs w:val="24"/>
+        </w:rPr>
+        <w:t xml:space="preserve">[출처: 근로기준법 시행령 제17조 | MST:270551 | 시행 2025-10-23 [현행]</w:t>
+      </w:r>
+      <w:r>
+        <w:rPr>
+          <w:rFonts w:ascii="Batang" w:eastAsia="Batang" w:hAnsi="Batang"/>
+          <w:sz w:val="24"/>
+          <w:szCs w:val="24"/>
+        </w:rPr>
+        <w:t xml:space="preserve"> | 조회 2026-07-03]. 각 월 급여 지급일이 확인되지 아니하여 구체적 기산일과 적용 구간을 특정할 수 없으므로 재직 중 기간분 지연이자의 청구 반영 여부·범위는 </w:t>
       </w:r>
       <w:r>
         <w:rPr>
@@ -1532,6 +1631,54 @@
           <w:sz w:val="24"/>
           <w:szCs w:val="24"/>
         </w:rPr>
+        <w:t xml:space="preserve">[변호사 확인 필요 — 요건사실 임금 ③ 지급기일 경과 미충족 가능]</w:t>
+      </w:r>
+      <w:r>
+        <w:rPr>
+          <w:rFonts w:ascii="Batang" w:eastAsia="Batang" w:hAnsi="Batang"/>
+          <w:sz w:val="24"/>
+          <w:szCs w:val="24"/>
+        </w:rPr>
+        <w:t xml:space="preserve">.</w:t>
+      </w:r>
+    </w:p>
+    <w:p>
+      <w:pPr>
+        <w:spacing w:after="120" w:before="0" w:line="360"/>
+        <w:ind w:left="400"/>
+      </w:pPr>
+      <w:r>
+        <w:rPr>
+          <w:rFonts w:ascii="Batang" w:eastAsia="Batang" w:hAnsi="Batang"/>
+          <w:sz w:val="24"/>
+          <w:szCs w:val="24"/>
+        </w:rPr>
+        <w:t xml:space="preserve">다. 소 제기 후 — 소송촉진 등에 관한 특례법 제3조 제1항은 금전채무의 이행을 명하는 판결을 선고할 경우 그 소장 또는 이에 준하는 서면이 채무자에게 송달된 날의 다음 날부터는 대통령령으로 정하는 이율에 따른다고 규정하고 있으므로 </w:t>
+      </w:r>
+      <w:r>
+        <w:rPr>
+          <w:rFonts w:ascii="Batang" w:eastAsia="Batang" w:hAnsi="Batang"/>
+          <w:color w:val="FF0000"/>
+          <w:sz w:val="24"/>
+          <w:szCs w:val="24"/>
+        </w:rPr>
+        <w:t xml:space="preserve">[출처: 소송촉진 등에 관한 특례법 제3조 | MST:286417 | 시행 2026-06-02 [현행]</w:t>
+      </w:r>
+      <w:r>
+        <w:rPr>
+          <w:rFonts w:ascii="Batang" w:eastAsia="Batang" w:hAnsi="Batang"/>
+          <w:sz w:val="24"/>
+          <w:szCs w:val="24"/>
+        </w:rPr>
+        <w:t xml:space="preserve"> | 조회 2026-07-03], 연장근로수당·퇴직금 부분은 위 근로기준법 제37조·시행령 제17조에 따른 연 20%를 그대로 구하고, 해고예고수당 부분은 소장 부본 송달일 다음 날부터 위 소송촉진 등에 관한 특례법 제3조 제1항이 정하는 법정이율(연 ○○%)의 비율에 의한 지연이자를 구합니다. 다만 위 대통령령(소송촉진 등에 관한 특례법 제3조제1항 본문의 법정이율에 관한 규정)의 구체적 이율 수치는 이번 조회에서 원문을 확인하지 못하였으므로 </w:t>
+      </w:r>
+      <w:r>
+        <w:rPr>
+          <w:rFonts w:ascii="Batang" w:eastAsia="Batang" w:hAnsi="Batang"/>
+          <w:color w:val="0000FF"/>
+          <w:sz w:val="24"/>
+          <w:szCs w:val="24"/>
+        </w:rPr>
         <w:t xml:space="preserve">[변호사 확인 필요]</w:t>
       </w:r>
       <w:r>
@@ -1540,188 +1687,7 @@
           <w:sz w:val="24"/>
           <w:szCs w:val="24"/>
         </w:rPr>
-        <w:t xml:space="preserve"> </w:t>
-      </w:r>
-      <w:r>
-        <w:rPr>
-          <w:rFonts w:ascii="Batang" w:eastAsia="Batang" w:hAnsi="Batang"/>
-          <w:color w:val="FF0000"/>
-          <w:sz w:val="24"/>
-          <w:szCs w:val="24"/>
-        </w:rPr>
-        <w:t xml:space="preserve">[출처: kr/근로기준법/법률(법률).md | 현행확인 2026-06-09]</w:t>
-      </w:r>
-      <w:r>
-        <w:rPr>
-          <w:rFonts w:ascii="Batang" w:eastAsia="Batang" w:hAnsi="Batang"/>
-          <w:sz w:val="24"/>
-          <w:szCs w:val="24"/>
-        </w:rPr>
-        <w:t xml:space="preserve">.</w:t>
-      </w:r>
-    </w:p>
-    <w:p>
-      <w:pPr>
-        <w:spacing w:after="120" w:before="0" w:line="360"/>
-        <w:ind w:left="400"/>
-      </w:pPr>
-      <w:r>
-        <w:rPr>
-          <w:rFonts w:ascii="Batang" w:eastAsia="Batang" w:hAnsi="Batang"/>
-          <w:sz w:val="24"/>
-          <w:szCs w:val="24"/>
-        </w:rPr>
-        <w:t xml:space="preserve">나. 재직 중 기간분(행위시법 분기) — 연장근로수당 발생기간(2023. 1.~2025. 10.) 중 각 월 급여 지급기일이 2025. 10. 22. 이전에 도래한 부분에 관하여는, 당시 시행되던 구 근로기준법 제37조에 재직 중 임금에 대한 지연이자 조항이 없었으므로 </w:t>
-      </w:r>
-      <w:r>
-        <w:rPr>
-          <w:rFonts w:ascii="Batang" w:eastAsia="Batang" w:hAnsi="Batang"/>
-          <w:color w:val="FF0000"/>
-          <w:sz w:val="24"/>
-          <w:szCs w:val="24"/>
-        </w:rPr>
-        <w:t xml:space="preserve">[출처: kr/근로기준법/법률(법률).md@6f059e1e04 | 시행 2021-11-19 | 기준일 2023-01-01~2025-10-22(발생기간 중 구법 적용 구간)]</w:t>
-      </w:r>
-      <w:r>
-        <w:rPr>
-          <w:rFonts w:ascii="Batang" w:eastAsia="Batang" w:hAnsi="Batang"/>
-          <w:sz w:val="24"/>
-          <w:szCs w:val="24"/>
-        </w:rPr>
-        <w:t xml:space="preserve">, 재직 중 기간(각 지급일 다음 날부터 퇴직일까지)에 대하여는 민법 제397조 제1항, 제379조에 따른 연 5%의 지연손해금이 문제될 뿐입니다 </w:t>
-      </w:r>
-      <w:r>
-        <w:rPr>
-          <w:rFonts w:ascii="Batang" w:eastAsia="Batang" w:hAnsi="Batang"/>
-          <w:color w:val="FF0000"/>
-          <w:sz w:val="24"/>
-          <w:szCs w:val="24"/>
-        </w:rPr>
-        <w:t xml:space="preserve">[출처: kr/민법/법률.md | 현행확인 2026-03-17]</w:t>
-      </w:r>
-      <w:r>
-        <w:rPr>
-          <w:rFonts w:ascii="Batang" w:eastAsia="Batang" w:hAnsi="Batang"/>
-          <w:sz w:val="24"/>
-          <w:szCs w:val="24"/>
-        </w:rPr>
-        <w:t xml:space="preserve">. 한편 2024. 10. 22. 개정 근로기준법(법률 제20520호)은 제37조 제1항 제2호를 신설하여 재직 중 미지급 임금에 대한 지연이자를 규정하였고 그 부칙 제2조는 개정규정을 시행(2025. 10. 23.) 이후 지연이자 지급사유가 발생하는 경우부터 적용하도록 정하고 있으므로 </w:t>
-      </w:r>
-      <w:r>
-        <w:rPr>
-          <w:rFonts w:ascii="Batang" w:eastAsia="Batang" w:hAnsi="Batang"/>
-          <w:color w:val="FF0000"/>
-          <w:sz w:val="24"/>
-          <w:szCs w:val="24"/>
-        </w:rPr>
-        <w:t xml:space="preserve">[출처: kr/근로기준법/법률(법률).md | 현행확인 2026-06-09 | 부칙 &lt;제20520호,2024.10.22&gt;, 시행일 2025-10-23(부칙 제1조: 공포 후 1년)]</w:t>
-      </w:r>
-      <w:r>
-        <w:rPr>
-          <w:rFonts w:ascii="Batang" w:eastAsia="Batang" w:hAnsi="Batang"/>
-          <w:sz w:val="24"/>
-          <w:szCs w:val="24"/>
-        </w:rPr>
-        <w:t xml:space="preserve">, 지급기일이 2025. 10. 23. 이후 도래한 부분에 대하여는 그 지급일 다음 날부터 연 20%의 지연이자가 발생할 수 있습니다(근로기준법 제37조 제1항 제2호·제2항, 같은 법 시행령 제17조) </w:t>
-      </w:r>
-      <w:r>
-        <w:rPr>
-          <w:rFonts w:ascii="Batang" w:eastAsia="Batang" w:hAnsi="Batang"/>
-          <w:color w:val="FF0000"/>
-          <w:sz w:val="24"/>
-          <w:szCs w:val="24"/>
-        </w:rPr>
-        <w:t xml:space="preserve">[출처: kr/근로기준법/법률(법률).md | 현행확인 2026-06-09]</w:t>
-      </w:r>
-      <w:r>
-        <w:rPr>
-          <w:rFonts w:ascii="Batang" w:eastAsia="Batang" w:hAnsi="Batang"/>
-          <w:sz w:val="24"/>
-          <w:szCs w:val="24"/>
-        </w:rPr>
-        <w:t xml:space="preserve"> </w:t>
-      </w:r>
-      <w:r>
-        <w:rPr>
-          <w:rFonts w:ascii="Batang" w:eastAsia="Batang" w:hAnsi="Batang"/>
-          <w:color w:val="FF0000"/>
-          <w:sz w:val="24"/>
-          <w:szCs w:val="24"/>
-        </w:rPr>
-        <w:t xml:space="preserve">[출처: kr/근로기준법/시행령.md | 현행확인 2025-04-08]</w:t>
-      </w:r>
-      <w:r>
-        <w:rPr>
-          <w:rFonts w:ascii="Batang" w:eastAsia="Batang" w:hAnsi="Batang"/>
-          <w:sz w:val="24"/>
-          <w:szCs w:val="24"/>
-        </w:rPr>
-        <w:t xml:space="preserve">. 각 월 급여 지급일이 확인되지 아니하여 구체적 기산일과 적용 구간을 특정할 수 없으므로 재직 중 기간분 지연이자의 청구 반영 여부·범위는 </w:t>
-      </w:r>
-      <w:r>
-        <w:rPr>
-          <w:rFonts w:ascii="Batang" w:eastAsia="Batang" w:hAnsi="Batang"/>
-          <w:color w:val="0000FF"/>
-          <w:sz w:val="24"/>
-          <w:szCs w:val="24"/>
-        </w:rPr>
-        <w:t xml:space="preserve">[변호사 확인 필요 — 요건사실 임금 ③ 지급기일 경과 미충족 가능]</w:t>
-      </w:r>
-      <w:r>
-        <w:rPr>
-          <w:rFonts w:ascii="Batang" w:eastAsia="Batang" w:hAnsi="Batang"/>
-          <w:sz w:val="24"/>
-          <w:szCs w:val="24"/>
-        </w:rPr>
-        <w:t xml:space="preserve">.</w:t>
-      </w:r>
-    </w:p>
-    <w:p>
-      <w:pPr>
-        <w:spacing w:after="120" w:before="0" w:line="360"/>
-        <w:ind w:left="400"/>
-      </w:pPr>
-      <w:r>
-        <w:rPr>
-          <w:rFonts w:ascii="Batang" w:eastAsia="Batang" w:hAnsi="Batang"/>
-          <w:sz w:val="24"/>
-          <w:szCs w:val="24"/>
-        </w:rPr>
-        <w:t xml:space="preserve">다. 소 제기 후 — 소송촉진 등에 관한 특례법 제3조 제1항과 같은 법 제3조 제1항 본문의 법정이율에 관한 규정에 따라 소장 부본이 송달된 날의 다음 날부터는 연 12%의 법정이율이 적용되는바 </w:t>
-      </w:r>
-      <w:r>
-        <w:rPr>
-          <w:rFonts w:ascii="Batang" w:eastAsia="Batang" w:hAnsi="Batang"/>
-          <w:color w:val="FF0000"/>
-          <w:sz w:val="24"/>
-          <w:szCs w:val="24"/>
-        </w:rPr>
-        <w:t xml:space="preserve">[출처: kr/소송촉진등에관한특례법/법률.md | 현행확인 2026-06-02]</w:t>
-      </w:r>
-      <w:r>
-        <w:rPr>
-          <w:rFonts w:ascii="Batang" w:eastAsia="Batang" w:hAnsi="Batang"/>
-          <w:sz w:val="24"/>
-          <w:szCs w:val="24"/>
-        </w:rPr>
-        <w:t xml:space="preserve"> </w:t>
-      </w:r>
-      <w:r>
-        <w:rPr>
-          <w:rFonts w:ascii="Batang" w:eastAsia="Batang" w:hAnsi="Batang"/>
-          <w:color w:val="FF0000"/>
-          <w:sz w:val="24"/>
-          <w:szCs w:val="24"/>
-        </w:rPr>
-        <w:t xml:space="preserve">[출처: kr/소송촉진등에관한특례법제3조제1항본문의법정이율에관한규정/대통령령.md | 현행확인 2019-05-21]</w:t>
-      </w:r>
-      <w:r>
-        <w:rPr>
-          <w:rFonts w:ascii="Batang" w:eastAsia="Batang" w:hAnsi="Batang"/>
-          <w:sz w:val="24"/>
-          <w:szCs w:val="24"/>
-        </w:rPr>
-        <w:t xml:space="preserve">, 연장근로수당·퇴직금 부분은 이보다 높은 연 20%를 그대로 구하고, 해고예고수당 부분은 소장 부본 송달일 다음 날부터 연 12%의 비율에 의한 지연이자를 구합니다. [해고예고수당의 소장 송달 전 기간 이율(민법 연 5% 등) 추가 청구 여부: 변호사 확인 필요]</w:t>
+        <w:t xml:space="preserve">입니다. [해고예고수당의 소장 송달 전 기간 이율(민법 연 5% 등) 추가 청구 여부: 변호사 확인 필요]</w:t>
       </w:r>
     </w:p>
     <w:p>
@@ -1759,15 +1725,15 @@
           <w:sz w:val="24"/>
           <w:szCs w:val="24"/>
         </w:rPr>
-        <w:t xml:space="preserve">[출처: kr/근로기준법/법률(법률).md | 현행확인 2026-06-09]</w:t>
-      </w:r>
-      <w:r>
-        <w:rPr>
-          <w:rFonts w:ascii="Batang" w:eastAsia="Batang" w:hAnsi="Batang"/>
-          <w:sz w:val="24"/>
-          <w:szCs w:val="24"/>
-        </w:rPr>
-        <w:t xml:space="preserve">, 피고는 원고에게 미지급 연장근로수당, 퇴직금 및 해고예고수당 합계 </w:t>
+        <w:t xml:space="preserve">[출처: 근로기준법 제27조 | MST:265959 | 시행 2025-10-23 [현행]</w:t>
+      </w:r>
+      <w:r>
+        <w:rPr>
+          <w:rFonts w:ascii="Batang" w:eastAsia="Batang" w:hAnsi="Batang"/>
+          <w:sz w:val="24"/>
+          <w:szCs w:val="24"/>
+        </w:rPr>
+        <w:t xml:space="preserve"> | 조회 2026-07-03], 피고는 원고에게 미지급 연장근로수당, 퇴직금 및 해고예고수당 합계 </w:t>
       </w:r>
       <w:r>
         <w:rPr>
@@ -2150,7 +2116,7 @@
           <w:sz w:val="24"/>
           <w:szCs w:val="24"/>
         </w:rPr>
-        <w:t xml:space="preserve">2026. 6. 12.</w:t>
+        <w:t xml:space="preserve">2026. 7. 3.</w:t>
       </w:r>
     </w:p>
     <w:p>
@@ -2294,7 +2260,7 @@
           <w:sz w:val="24"/>
           <w:szCs w:val="24"/>
         </w:rPr>
-        <w:t xml:space="preserve">4. 제출법원(관할) 선택: 후보 ① 피고 본점 소재지 관할 법원(보통재판적) ② 원고 주소지 관할 법원(의무이행지·금전채무 지참채무) — 피고 본점·원고 주소 확인 후 법원 특정, 근로계약서상 관할 합의 조항 유무 확인</w:t>
+        <w:t xml:space="preserve">4. 제출법원(관할) 선택: 후보 ① 피고 본점 소재지 관할 법원(보통재판적) ② 원고 주소지 관할 법원(의무이행지) — 피고 본점·원고 주소 확인 후 법원 특정 및 근로계약서상 관할 합의 조항 유무 확인</w:t>
       </w:r>
     </w:p>
     <w:p>
@@ -2350,52 +2316,35 @@
           <w:sz w:val="24"/>
           <w:szCs w:val="24"/>
         </w:rPr>
-        <w:t xml:space="preserve">8. 지연이자: 해고예고수당에 대한 근로기준법 제37조 적용 여부 </w:t>
-      </w:r>
-      <w:r>
-        <w:rPr>
-          <w:rFonts w:ascii="Batang" w:eastAsia="Batang" w:hAnsi="Batang"/>
-          <w:color w:val="FF0000"/>
-          <w:sz w:val="24"/>
-          <w:szCs w:val="24"/>
-        </w:rPr>
-        <w:t xml:space="preserve">[출처: kr/근로기준법/법률(법률).md | 현행확인 2026-06-09]</w:t>
-      </w:r>
-      <w:r>
-        <w:rPr>
-          <w:rFonts w:ascii="Batang" w:eastAsia="Batang" w:hAnsi="Batang"/>
-          <w:sz w:val="24"/>
-          <w:szCs w:val="24"/>
-        </w:rPr>
-        <w:t xml:space="preserve">와 소장 송달 전 기간 이율, 재직 중 기간분(각 월 급여 지급일 — 2025. 10. 22. 이전 도래분 연 5% / 2025. 10. 23. 이후 도래분 연 20%) 청구 반영 여부, 피고가 주식회사인 점에 따른 상사법정이율 적용 여부</w:t>
-      </w:r>
-    </w:p>
-    <w:p>
-      <w:pPr>
-        <w:spacing w:after="120" w:before="0" w:line="360"/>
-        <w:ind w:left="400"/>
-      </w:pPr>
-      <w:r>
-        <w:rPr>
-          <w:rFonts w:ascii="Batang" w:eastAsia="Batang" w:hAnsi="Batang"/>
-          <w:sz w:val="24"/>
-          <w:szCs w:val="24"/>
-        </w:rPr>
-        <w:t xml:space="preserve">9. 해고일 특정: 2025. 11. 14.(구두 통보일) vs 2025. 11. 30.(퇴직 처리일) — 청구취지 제1항 기재 정비</w:t>
-      </w:r>
-    </w:p>
-    <w:p>
-      <w:pPr>
-        <w:spacing w:after="120" w:before="0" w:line="360"/>
-        <w:ind w:left="400"/>
-      </w:pPr>
-      <w:r>
-        <w:rPr>
-          <w:rFonts w:ascii="Batang" w:eastAsia="Batang" w:hAnsi="Batang"/>
-          <w:sz w:val="24"/>
-          <w:szCs w:val="24"/>
-        </w:rPr>
-        <w:t xml:space="preserve">10. 퇴직금 청구와 해고무효확인 청구의 관계 (해고무효 시 근로관계 존속 전제와 퇴직금 발생 전제의 정합성 — 청구 병합 구조 결정)</w:t>
+        <w:t xml:space="preserve">8. 지연이자: ① 해고예고수당에 대한 근로기준법 제37조 적용 여부 및 소장 송달 전 기간 이율, ② 재직 중 기간분 청구 반영 여부·범위(각 월 급여 지급일 미상 — 2025. 10. 22. 이전 도래분 연 5% / 2025. 10. 23. 이후 도래분 연 20%), ③ 상사법정이율 적용 여부, ④ 소송촉진 등에 관한 특례법 제3조 제1항의 구체적 법정이율(대통령령) 수치 — 이번 리서치에서 MCP 원문 조회 실패로 미확정(리서치 '쟁점 공통: 지연이자' §2 MCP 조회 한계 기록 참조)</w:t>
+      </w:r>
+    </w:p>
+    <w:p>
+      <w:pPr>
+        <w:spacing w:after="120" w:before="0" w:line="360"/>
+        <w:ind w:left="400"/>
+      </w:pPr>
+      <w:r>
+        <w:rPr>
+          <w:rFonts w:ascii="Batang" w:eastAsia="Batang" w:hAnsi="Batang"/>
+          <w:sz w:val="24"/>
+          <w:szCs w:val="24"/>
+        </w:rPr>
+        <w:t xml:space="preserve">9. 해고일 특정: 2025. 11. 14.(구두 통보일) vs 2025. 11. 30.(퇴직 처리일)</w:t>
+      </w:r>
+    </w:p>
+    <w:p>
+      <w:pPr>
+        <w:spacing w:after="120" w:before="0" w:line="360"/>
+        <w:ind w:left="400"/>
+      </w:pPr>
+      <w:r>
+        <w:rPr>
+          <w:rFonts w:ascii="Batang" w:eastAsia="Batang" w:hAnsi="Batang"/>
+          <w:sz w:val="24"/>
+          <w:szCs w:val="24"/>
+        </w:rPr>
+        <w:t xml:space="preserve">10. 퇴직금 청구와 해고무효확인 청구의 관계 (해고무효 시 근로관계 존속 전제와 퇴직금 발생 전제의 정합성 — 청구 병합 구조 결정 필요)</w:t>
       </w:r>
     </w:p>
     <w:p>
@@ -2437,7 +2386,7 @@
           <w:sz w:val="24"/>
           <w:szCs w:val="24"/>
         </w:rPr>
-        <w:t xml:space="preserve">13. 소가·인지액: 잠정 소가 5,000만 원(해고무효확인 비재산권 기준) 기준 인지액 230,000원(전자소송 207,000원) — 금전청구액 확정 시 다액 기준 재산정 필요 / 송달료 납부액(당사자 2인 × 회분 × 단가) 확인</w:t>
+        <w:t xml:space="preserve">13. 소가·인지액·송달료: 잠정 소가 5,000만 원(해고무효확인 비재산권 기준) → 인지액 230,000원(전자소송 207,000원) — 금전청구액 확정 시 다액 기준 재산정 필요 / 송달료(당사자 2인 × 회분 × 단가) 금액 확인 필요</w:t>
       </w:r>
     </w:p>
     <w:p>
@@ -2465,21 +2414,21 @@
           <w:sz w:val="24"/>
           <w:szCs w:val="24"/>
         </w:rPr>
-        <w:t xml:space="preserve">15. [요건] 임금 ③ 지급기일 경과 — 연장근로수당의 각 월 급여 지급일 입증 및 지연이자 기산의 기초 (미확보)</w:t>
-      </w:r>
-    </w:p>
-    <w:p>
-      <w:pPr>
-        <w:spacing w:after="120" w:before="0" w:line="360"/>
-        <w:ind w:left="400"/>
-      </w:pPr>
-      <w:r>
-        <w:rPr>
-          <w:rFonts w:ascii="Batang" w:eastAsia="Batang" w:hAnsi="Batang"/>
-          <w:sz w:val="24"/>
-          <w:szCs w:val="24"/>
-        </w:rPr>
-        <w:t xml:space="preserve">16. [요건] 해고무효확인 ② 해고의 존재 — 원고의 사직서·희망퇴직 신청서 제출 여부 확인 (합의해지 항변 대비)</w:t>
+        <w:t xml:space="preserve">15. [요건] 임금 ③ 지급기일 경과 — 연장근로수당의 지급기일(매월 급여일) 입증 및 지연이자 기산의 기초 (입력 자료에 급여일 기재 없음)</w:t>
+      </w:r>
+    </w:p>
+    <w:p>
+      <w:pPr>
+        <w:spacing w:after="120" w:before="0" w:line="360"/>
+        <w:ind w:left="400"/>
+      </w:pPr>
+      <w:r>
+        <w:rPr>
+          <w:rFonts w:ascii="Batang" w:eastAsia="Batang" w:hAnsi="Batang"/>
+          <w:sz w:val="24"/>
+          <w:szCs w:val="24"/>
+        </w:rPr>
+        <w:t xml:space="preserve">16. [요건] 해고무효확인 ② 해고의 존재 — 원고의 사직서·희망퇴직 신청서 제출 여부 (입력 자료에 2차 면담 이후 의사표시 기재 없음 — 합의해지 항변 대비)</w:t>
       </w:r>
     </w:p>
     <w:p>
@@ -2507,21 +2456,21 @@
           <w:sz w:val="24"/>
           <w:szCs w:val="24"/>
         </w:rPr>
-        <w:t xml:space="preserve">18. [요건] 해고예고수당 ④ 통상임금 — 30일분 산정 기초 자료 미확보</w:t>
-      </w:r>
-    </w:p>
-    <w:p>
-      <w:pPr>
-        <w:spacing w:after="120" w:before="0" w:line="360"/>
-        <w:ind w:left="400"/>
-      </w:pPr>
-      <w:r>
-        <w:rPr>
-          <w:rFonts w:ascii="Batang" w:eastAsia="Batang" w:hAnsi="Batang"/>
-          <w:sz w:val="24"/>
-          <w:szCs w:val="24"/>
-        </w:rPr>
-        <w:t xml:space="preserve">19. [요건] 퇴직금 ④ 평균임금 — 퇴직금 산정 기초 자료 미확보</w:t>
+        <w:t xml:space="preserve">18. [요건] 해고예고수당 ④ 통상임금 — 30일분 산정 기초 자료(급여명세서 등) 미확보</w:t>
+      </w:r>
+    </w:p>
+    <w:p>
+      <w:pPr>
+        <w:spacing w:after="120" w:before="0" w:line="360"/>
+        <w:ind w:left="400"/>
+      </w:pPr>
+      <w:r>
+        <w:rPr>
+          <w:rFonts w:ascii="Batang" w:eastAsia="Batang" w:hAnsi="Batang"/>
+          <w:sz w:val="24"/>
+          <w:szCs w:val="24"/>
+        </w:rPr>
+        <w:t xml:space="preserve">19. [요건] 퇴직금 ④ 평균임금 — 퇴직금 산정 기초 자료(급여명세서 등) 미확보</w:t>
       </w:r>
     </w:p>
     <w:p>
